--- a/doc/附录A（资料性）调研表格.docx
+++ b/doc/附录A（资料性）调研表格.docx
@@ -5329,6 +5329,12 @@
             <w:insideH w:val="single" w:color="000000" w:sz="4" w:space="0"/>
             <w:insideV w:val="single" w:color="000000" w:sz="4" w:space="0"/>
           </w:tblBorders>
+          <w:tblCellMar>
+            <w:top w:w="0" w:type="dxa"/>
+            <w:left w:w="108" w:type="dxa"/>
+            <w:bottom w:w="0" w:type="dxa"/>
+            <w:right w:w="108" w:type="dxa"/>
+          </w:tblCellMar>
         </w:tblPrEx>
         <w:tc>
           <w:tcPr>
@@ -5642,12 +5648,6 @@
             <w:insideH w:val="single" w:color="000000" w:sz="4" w:space="0"/>
             <w:insideV w:val="single" w:color="000000" w:sz="4" w:space="0"/>
           </w:tblBorders>
-          <w:tblCellMar>
-            <w:top w:w="0" w:type="dxa"/>
-            <w:left w:w="108" w:type="dxa"/>
-            <w:bottom w:w="0" w:type="dxa"/>
-            <w:right w:w="108" w:type="dxa"/>
-          </w:tblCellMar>
         </w:tblPrEx>
         <w:tc>
           <w:tcPr>
@@ -9458,7 +9458,6 @@
           <w:tcPr>
             <w:tcW w:w="4614" w:type="pct"/>
             <w:gridSpan w:val="2"/>
-            <w:shd w:val="clear"/>
             <w:vAlign w:val="center"/>
           </w:tcPr>
           <w:p>
@@ -9467,23 +9466,6 @@
                 <w:rFonts w:hint="eastAsia"/>
               </w:rPr>
               <w:t>已开展的等级保护测评、商用密码应用安全性评估、安全检测、风险评估、安全认证、合规审计情况，及发现问题的整改情况。</w:t>
-            </w:r>
-          </w:p>
-          <w:p>
-            <w:pPr>
-              <w:rPr>
-                <w:rFonts w:ascii="Times New Roman" w:hAnsi="Times New Roman" w:eastAsia="宋体" w:cs="Times New Roman"/>
-                <w:kern w:val="2"/>
-                <w:sz w:val="21"/>
-                <w:szCs w:val="24"/>
-                <w:lang w:val="en-US" w:eastAsia="zh-CN" w:bidi="ar-SA"/>
-              </w:rPr>
-            </w:pPr>
-            <w:r>
-              <w:rPr>
-                <w:rFonts w:hint="eastAsia"/>
-              </w:rPr>
-              <w:t>已开展了等级保护测评、上线前安全检测、功能检测、源代码检测、漏洞扫描。</w:t>
             </w:r>
           </w:p>
         </w:tc>
@@ -9526,19 +9508,9 @@
           <w:tcPr>
             <w:tcW w:w="4614" w:type="pct"/>
             <w:gridSpan w:val="2"/>
-            <w:shd w:val="clear"/>
-            <w:vAlign w:val="center"/>
-          </w:tcPr>
-          <w:p>
-            <w:pPr>
-              <w:rPr>
-                <w:rFonts w:ascii="Times New Roman" w:hAnsi="Times New Roman" w:eastAsia="宋体" w:cs="Times New Roman"/>
-                <w:kern w:val="2"/>
-                <w:sz w:val="21"/>
-                <w:szCs w:val="24"/>
-                <w:lang w:val="en-US" w:eastAsia="zh-CN" w:bidi="ar-SA"/>
-              </w:rPr>
-            </w:pPr>
+            <w:vAlign w:val="center"/>
+          </w:tcPr>
+          <w:p>
             <w:r>
               <w:rPr>
                 <w:rFonts w:hint="eastAsia"/>
@@ -9586,24 +9558,12 @@
           <w:tcPr>
             <w:tcW w:w="4614" w:type="pct"/>
             <w:gridSpan w:val="2"/>
-            <w:shd w:val="clear"/>
-            <w:vAlign w:val="center"/>
-          </w:tcPr>
-          <w:p>
-            <w:pPr>
-              <w:rPr>
-                <w:rFonts w:ascii="Times New Roman" w:hAnsi="Times New Roman" w:eastAsia="宋体" w:cs="Times New Roman"/>
-                <w:kern w:val="2"/>
-                <w:sz w:val="21"/>
-                <w:szCs w:val="24"/>
-                <w:highlight w:val="yellow"/>
-                <w:lang w:val="en-US" w:eastAsia="zh-CN" w:bidi="ar-SA"/>
-              </w:rPr>
-            </w:pPr>
-            <w:r>
-              <w:rPr>
-                <w:rFonts w:hint="eastAsia"/>
-                <w:highlight w:val="yellow"/>
+            <w:vAlign w:val="center"/>
+          </w:tcPr>
+          <w:p>
+            <w:r>
+              <w:rPr>
+                <w:rFonts w:hint="eastAsia"/>
               </w:rPr>
               <w:t>防火墙、入侵检测、入侵防御等网络安全设备及策略情况</w:t>
             </w:r>
@@ -9648,7 +9608,6 @@
           <w:tcPr>
             <w:tcW w:w="4614" w:type="pct"/>
             <w:gridSpan w:val="2"/>
-            <w:shd w:val="clear"/>
             <w:vAlign w:val="center"/>
           </w:tcPr>
           <w:p>
@@ -9657,79 +9616,6 @@
                 <w:rFonts w:hint="eastAsia"/>
               </w:rPr>
               <w:t>身份鉴别与访问控制情况</w:t>
-            </w:r>
-          </w:p>
-          <w:p>
-            <w:r>
-              <w:rPr>
-                <w:rFonts w:hint="eastAsia"/>
-              </w:rPr>
-              <w:t>应用层面，用户通过账号和密码进行登录，</w:t>
-            </w:r>
-            <w:r>
-              <w:t>已配置用户口令长度</w:t>
-            </w:r>
-            <w:r>
-              <w:rPr>
-                <w:rFonts w:hint="eastAsia"/>
-              </w:rPr>
-              <w:t>不小于9</w:t>
-            </w:r>
-            <w:r>
-              <w:t>位，大小写字母、数字、特殊字符组成，用户名与口令不同，口令</w:t>
-            </w:r>
-            <w:r>
-              <w:rPr>
-                <w:rFonts w:hint="eastAsia"/>
-              </w:rPr>
-              <w:t>加密</w:t>
-            </w:r>
-            <w:r>
-              <w:t>存储，口令每180天更换一次。</w:t>
-            </w:r>
-          </w:p>
-          <w:p>
-            <w:pPr>
-              <w:rPr>
-                <w:rFonts w:ascii="Times New Roman" w:hAnsi="Times New Roman" w:eastAsia="宋体" w:cs="Times New Roman"/>
-                <w:kern w:val="2"/>
-                <w:sz w:val="21"/>
-                <w:szCs w:val="24"/>
-                <w:lang w:val="en-US" w:eastAsia="zh-CN" w:bidi="ar-SA"/>
-              </w:rPr>
-            </w:pPr>
-            <w:r>
-              <w:rPr>
-                <w:rFonts w:hint="eastAsia"/>
-              </w:rPr>
-              <w:t>数据库层面，通过账号和密码直接登录，</w:t>
-            </w:r>
-            <w:r>
-              <w:t>配置了口令复杂度要求，最少</w:t>
-            </w:r>
-            <w:r>
-              <w:rPr>
-                <w:rFonts w:hint="eastAsia"/>
-              </w:rPr>
-              <w:t>9</w:t>
-            </w:r>
-            <w:r>
-              <w:t>位，必须由</w:t>
-            </w:r>
-            <w:r>
-              <w:rPr>
-                <w:rFonts w:hint="eastAsia"/>
-              </w:rPr>
-              <w:t>大写</w:t>
-            </w:r>
-            <w:r>
-              <w:t>字母、数字、特殊字符组成</w:t>
-            </w:r>
-            <w:r>
-              <w:rPr>
-                <w:rFonts w:hint="eastAsia"/>
-              </w:rPr>
-              <w:t>，并要求定期更换。</w:t>
             </w:r>
           </w:p>
         </w:tc>
@@ -9772,7 +9658,6 @@
           <w:tcPr>
             <w:tcW w:w="4614" w:type="pct"/>
             <w:gridSpan w:val="2"/>
-            <w:shd w:val="clear"/>
             <w:vAlign w:val="center"/>
           </w:tcPr>
           <w:p>
@@ -9781,23 +9666,6 @@
                 <w:rFonts w:hint="eastAsia"/>
               </w:rPr>
               <w:t>网络安全漏洞管理及修复情况</w:t>
-            </w:r>
-          </w:p>
-          <w:p>
-            <w:pPr>
-              <w:rPr>
-                <w:rFonts w:ascii="Times New Roman" w:hAnsi="Times New Roman" w:eastAsia="宋体" w:cs="Times New Roman"/>
-                <w:kern w:val="2"/>
-                <w:sz w:val="21"/>
-                <w:szCs w:val="24"/>
-                <w:lang w:val="en-US" w:eastAsia="zh-CN" w:bidi="ar-SA"/>
-              </w:rPr>
-            </w:pPr>
-            <w:r>
-              <w:rPr>
-                <w:rFonts w:hint="eastAsia"/>
-              </w:rPr>
-              <w:t>针对漏洞扫描中发现的高危漏洞进行了整改。</w:t>
             </w:r>
           </w:p>
         </w:tc>
@@ -9840,45 +9708,17 @@
           <w:tcPr>
             <w:tcW w:w="4614" w:type="pct"/>
             <w:gridSpan w:val="2"/>
-            <w:shd w:val="clear"/>
-            <w:vAlign w:val="center"/>
-          </w:tcPr>
-          <w:p>
-            <w:pPr>
-              <w:rPr>
-                <w:strike w:val="0"/>
-                <w:dstrike w:val="0"/>
-              </w:rPr>
-            </w:pPr>
-            <w:r>
-              <w:rPr>
-                <w:rFonts w:hint="eastAsia"/>
-                <w:strike w:val="0"/>
-                <w:dstrike w:val="0"/>
+            <w:vAlign w:val="center"/>
+          </w:tcPr>
+          <w:p>
+            <w:bookmarkStart w:id="2" w:name="OLE_LINK107"/>
+            <w:r>
+              <w:rPr>
+                <w:rFonts w:hint="eastAsia"/>
               </w:rPr>
               <w:t>VPN等远程管理软件的用户及管理情况</w:t>
             </w:r>
-          </w:p>
-          <w:p>
-            <w:pPr>
-              <w:rPr>
-                <w:rFonts w:ascii="Times New Roman" w:hAnsi="Times New Roman" w:eastAsia="宋体" w:cs="Times New Roman"/>
-                <w:strike/>
-                <w:dstrike w:val="0"/>
-                <w:kern w:val="2"/>
-                <w:sz w:val="21"/>
-                <w:szCs w:val="24"/>
-                <w:lang w:val="en-US" w:eastAsia="zh-CN" w:bidi="ar-SA"/>
-              </w:rPr>
-            </w:pPr>
-            <w:r>
-              <w:rPr>
-                <w:rFonts w:hint="eastAsia"/>
-                <w:strike w:val="0"/>
-                <w:dstrike w:val="0"/>
-              </w:rPr>
-              <w:t>不涉及</w:t>
-            </w:r>
+            <w:bookmarkEnd w:id="2"/>
           </w:p>
         </w:tc>
       </w:tr>
@@ -9920,19 +9760,9 @@
           <w:tcPr>
             <w:tcW w:w="4614" w:type="pct"/>
             <w:gridSpan w:val="2"/>
-            <w:shd w:val="clear"/>
-            <w:vAlign w:val="center"/>
-          </w:tcPr>
-          <w:p>
-            <w:pPr>
-              <w:rPr>
-                <w:rFonts w:ascii="Times New Roman" w:hAnsi="Times New Roman" w:eastAsia="宋体" w:cs="Times New Roman"/>
-                <w:kern w:val="2"/>
-                <w:sz w:val="21"/>
-                <w:szCs w:val="24"/>
-                <w:lang w:val="en-US" w:eastAsia="zh-CN" w:bidi="ar-SA"/>
-              </w:rPr>
-            </w:pPr>
+            <w:vAlign w:val="center"/>
+          </w:tcPr>
+          <w:p>
             <w:r>
               <w:rPr>
                 <w:rFonts w:hint="eastAsia"/>
@@ -9980,41 +9810,17 @@
           <w:tcPr>
             <w:tcW w:w="4614" w:type="pct"/>
             <w:gridSpan w:val="2"/>
-            <w:shd w:val="clear"/>
-            <w:vAlign w:val="center"/>
-          </w:tcPr>
-          <w:p>
+            <w:vAlign w:val="center"/>
+          </w:tcPr>
+          <w:p>
+            <w:bookmarkStart w:id="3" w:name="OLE_LINK108"/>
             <w:r>
               <w:rPr>
                 <w:rFonts w:hint="eastAsia"/>
               </w:rPr>
               <w:t>加密、脱敏、去标识化等安全技术应用情况</w:t>
             </w:r>
-          </w:p>
-          <w:p>
-            <w:r>
-              <w:rPr>
-                <w:rFonts w:hint="eastAsia"/>
-              </w:rPr>
-              <w:t>本系统不涉及敏感个人信息和重要数据，对用户表中的口令进行了加密处理。</w:t>
-            </w:r>
-          </w:p>
-          <w:p>
-            <w:pPr>
-              <w:rPr>
-                <w:rFonts w:ascii="Times New Roman" w:hAnsi="Times New Roman" w:eastAsia="宋体" w:cs="Times New Roman"/>
-                <w:kern w:val="2"/>
-                <w:sz w:val="21"/>
-                <w:szCs w:val="24"/>
-                <w:lang w:val="en-US" w:eastAsia="zh-CN" w:bidi="ar-SA"/>
-              </w:rPr>
-            </w:pPr>
-            <w:r>
-              <w:rPr>
-                <w:rFonts w:hint="eastAsia"/>
-              </w:rPr>
-              <w:t>前端展示中，在系统管理-用户管理中，对展示的用户列表中的手机号进行了脱敏；在数据看板和驾驶舱中，因需实时展示值班人员信息，未值班人员的手机号进行脱敏。</w:t>
-            </w:r>
+            <w:bookmarkEnd w:id="3"/>
           </w:p>
         </w:tc>
       </w:tr>
@@ -10103,7 +9909,7 @@
                 <w:szCs w:val="21"/>
                 <w:lang w:eastAsia="zh-CN"/>
               </w:rPr>
-              <w:t>☑</w:t>
+              <w:t>□</w:t>
             </w:r>
             <w:r>
               <w:rPr>
@@ -10523,23 +10329,13 @@
             <w:pPr>
               <w:numPr>
                 <w:ilvl w:val="0"/>
-                <w:numId w:val="0"/>
+                <w:numId w:val="2"/>
               </w:numPr>
               <w:ind w:left="360" w:leftChars="0" w:hanging="360" w:firstLineChars="0"/>
               <w:rPr>
                 <w:rFonts w:hint="eastAsia"/>
               </w:rPr>
             </w:pPr>
-            <w:r>
-              <w:rPr>
-                <w:rFonts w:hint="default" w:ascii="Times New Roman" w:hAnsi="Times New Roman" w:eastAsia="宋体" w:cs="Times New Roman"/>
-                <w:kern w:val="2"/>
-                <w:sz w:val="21"/>
-                <w:szCs w:val="24"/>
-                <w:lang w:val="en-US" w:eastAsia="zh-CN" w:bidi="ar-SA"/>
-              </w:rPr>
-              <w:t>6）</w:t>
-            </w:r>
             <w:r>
               <w:rPr>
                 <w:rFonts w:hint="eastAsia"/>
@@ -10597,6 +10393,9 @@
                 <w:numId w:val="0"/>
               </w:numPr>
               <w:ind w:left="360" w:leftChars="0" w:hanging="360" w:firstLineChars="0"/>
+              <w:rPr>
+                <w:rFonts w:hint="eastAsia"/>
+              </w:rPr>
             </w:pPr>
             <w:r>
               <w:rPr>
@@ -10614,34 +10413,8 @@
               </w:rPr>
               <w:t>网络服务的安全管控情况</w:t>
             </w:r>
-          </w:p>
-          <w:p>
-            <w:pPr>
-              <w:numPr>
-                <w:ilvl w:val="0"/>
-                <w:numId w:val="0"/>
-              </w:numPr>
-              <w:ind w:left="360" w:leftChars="0" w:hanging="360" w:firstLineChars="0"/>
-              <w:rPr>
-                <w:rFonts w:hint="eastAsia"/>
-              </w:rPr>
-            </w:pPr>
-            <w:r>
-              <w:rPr>
-                <w:rFonts w:hint="default" w:ascii="Times New Roman" w:hAnsi="Times New Roman" w:eastAsia="宋体" w:cs="Times New Roman"/>
-                <w:kern w:val="2"/>
-                <w:sz w:val="21"/>
-                <w:szCs w:val="24"/>
-                <w:lang w:val="en-US" w:eastAsia="zh-CN" w:bidi="ar-SA"/>
-              </w:rPr>
-              <w:t>8）</w:t>
-            </w:r>
-            <w:r>
-              <w:rPr>
-                <w:rFonts w:hint="eastAsia"/>
-              </w:rPr>
-              <w:t>安全接入区的安全管控情况</w:t>
-            </w:r>
+            <w:bookmarkStart w:id="6" w:name="_GoBack"/>
+            <w:bookmarkEnd w:id="6"/>
           </w:p>
         </w:tc>
       </w:tr>
@@ -10694,24 +10467,28 @@
               </w:numPr>
               <w:ind w:left="360" w:leftChars="0" w:hanging="360" w:firstLineChars="0"/>
               <w:rPr>
-                <w:rFonts w:hint="eastAsia"/>
-              </w:rPr>
-            </w:pPr>
-            <w:r>
-              <w:rPr>
                 <w:rFonts w:hint="default" w:ascii="Times New Roman" w:hAnsi="Times New Roman" w:eastAsia="宋体" w:cs="Times New Roman"/>
                 <w:kern w:val="2"/>
                 <w:sz w:val="21"/>
                 <w:szCs w:val="24"/>
                 <w:lang w:val="en-US" w:eastAsia="zh-CN" w:bidi="ar-SA"/>
               </w:rPr>
-              <w:t>9）</w:t>
-            </w:r>
-            <w:r>
-              <w:rPr>
-                <w:rFonts w:hint="eastAsia"/>
-              </w:rPr>
-              <w:t>电力监控系统分区边界的安全防护情况</w:t>
+            </w:pPr>
+            <w:r>
+              <w:rPr>
+                <w:rFonts w:hint="default" w:ascii="Times New Roman" w:hAnsi="Times New Roman" w:eastAsia="宋体" w:cs="Times New Roman"/>
+                <w:kern w:val="2"/>
+                <w:sz w:val="21"/>
+                <w:szCs w:val="24"/>
+                <w:lang w:val="en-US" w:eastAsia="zh-CN" w:bidi="ar-SA"/>
+              </w:rPr>
+              <w:t>8）</w:t>
+            </w:r>
+            <w:r>
+              <w:rPr>
+                <w:rFonts w:hint="eastAsia"/>
+              </w:rPr>
+              <w:t>安全接入区的安全管控情况</w:t>
             </w:r>
           </w:p>
         </w:tc>
@@ -10759,15 +10536,30 @@
           </w:tcPr>
           <w:p>
             <w:pPr>
-              <w:rPr>
-                <w:rFonts w:hint="eastAsia"/>
-              </w:rPr>
-            </w:pPr>
-            <w:r>
-              <w:rPr>
-                <w:rFonts w:hint="eastAsia"/>
-              </w:rPr>
-              <w:t>10）系统使用的产品安全可靠情况</w:t>
+              <w:numPr>
+                <w:ilvl w:val="0"/>
+                <w:numId w:val="0"/>
+              </w:numPr>
+              <w:ind w:left="360" w:leftChars="0" w:hanging="360" w:firstLineChars="0"/>
+              <w:rPr>
+                <w:rFonts w:hint="eastAsia"/>
+              </w:rPr>
+            </w:pPr>
+            <w:r>
+              <w:rPr>
+                <w:rFonts w:hint="default" w:ascii="Times New Roman" w:hAnsi="Times New Roman" w:eastAsia="宋体" w:cs="Times New Roman"/>
+                <w:kern w:val="2"/>
+                <w:sz w:val="21"/>
+                <w:szCs w:val="24"/>
+                <w:lang w:val="en-US" w:eastAsia="zh-CN" w:bidi="ar-SA"/>
+              </w:rPr>
+              <w:t>9）</w:t>
+            </w:r>
+            <w:r>
+              <w:rPr>
+                <w:rFonts w:hint="eastAsia"/>
+              </w:rPr>
+              <w:t>电力监控系统分区边界的安全防护情况</w:t>
             </w:r>
           </w:p>
         </w:tc>
@@ -10823,6 +10615,62 @@
               <w:rPr>
                 <w:rFonts w:hint="eastAsia"/>
               </w:rPr>
+              <w:t>10）系统使用的产品安全可靠情况</w:t>
+            </w:r>
+          </w:p>
+        </w:tc>
+      </w:tr>
+      <w:tr>
+        <w:tblPrEx>
+          <w:tblBorders>
+            <w:top w:val="single" w:color="000000" w:sz="4" w:space="0"/>
+            <w:left w:val="single" w:color="000000" w:sz="4" w:space="0"/>
+            <w:bottom w:val="single" w:color="000000" w:sz="4" w:space="0"/>
+            <w:right w:val="single" w:color="000000" w:sz="4" w:space="0"/>
+            <w:insideH w:val="single" w:color="000000" w:sz="4" w:space="0"/>
+            <w:insideV w:val="single" w:color="000000" w:sz="4" w:space="0"/>
+          </w:tblBorders>
+          <w:tblCellMar>
+            <w:top w:w="0" w:type="dxa"/>
+            <w:left w:w="108" w:type="dxa"/>
+            <w:bottom w:w="0" w:type="dxa"/>
+            <w:right w:w="108" w:type="dxa"/>
+          </w:tblCellMar>
+        </w:tblPrEx>
+        <w:trPr>
+          <w:trHeight w:val="84" w:hRule="atLeast"/>
+          <w:jc w:val="center"/>
+        </w:trPr>
+        <w:tc>
+          <w:tcPr>
+            <w:tcW w:w="385" w:type="pct"/>
+            <w:vMerge w:val="continue"/>
+            <w:vAlign w:val="center"/>
+          </w:tcPr>
+          <w:p>
+            <w:pPr>
+              <w:rPr>
+                <w:rFonts w:hint="eastAsia"/>
+              </w:rPr>
+            </w:pPr>
+          </w:p>
+        </w:tc>
+        <w:tc>
+          <w:tcPr>
+            <w:tcW w:w="4614" w:type="pct"/>
+            <w:gridSpan w:val="2"/>
+            <w:vAlign w:val="center"/>
+          </w:tcPr>
+          <w:p>
+            <w:pPr>
+              <w:rPr>
+                <w:rFonts w:hint="eastAsia"/>
+              </w:rPr>
+            </w:pPr>
+            <w:r>
+              <w:rPr>
+                <w:rFonts w:hint="eastAsia"/>
+              </w:rPr>
               <w:t>11）运营者的网络安全</w:t>
             </w:r>
             <w:r>
@@ -10868,7 +10716,6 @@
             <w:vAlign w:val="center"/>
           </w:tcPr>
           <w:p>
-            <w:bookmarkStart w:id="2" w:name="_GoBack" w:colFirst="2" w:colLast="2"/>
             <w:r>
               <w:rPr>
                 <w:rFonts w:hint="eastAsia"/>
@@ -10894,28 +10741,15 @@
         </w:tc>
         <w:tc>
           <w:tcPr>
-            <w:tcW w:w="10879" w:type="dxa"/>
-            <w:vAlign w:val="center"/>
-          </w:tcPr>
-          <w:p>
-            <w:r>
-              <w:rPr>
-                <w:rFonts w:hint="eastAsia"/>
-              </w:rPr>
-              <w:t>3年内</w:t>
-            </w:r>
-            <w:r>
-              <w:rPr>
-                <w:rFonts w:hint="eastAsia"/>
-                <w:lang w:val="en-US" w:eastAsia="zh-CN"/>
-              </w:rPr>
-              <w:t>未</w:t>
-            </w:r>
-            <w:r>
-              <w:rPr>
-                <w:rFonts w:hint="eastAsia"/>
-              </w:rPr>
-              <w:t>发生的网络和数据安全事件、攻击威胁情况，包括事件名称、数据类型和数量、发生原因、级别、处置措施、整改措施等，重大事件需提供事件调查评估报告。</w:t>
+            <w:tcW w:w="3836" w:type="pct"/>
+            <w:vAlign w:val="center"/>
+          </w:tcPr>
+          <w:p>
+            <w:r>
+              <w:rPr>
+                <w:rFonts w:hint="eastAsia"/>
+              </w:rPr>
+              <w:t>3年内发生的网络和数据安全事件、攻击威胁情况，包括事件名称、数据类型和数量、发生原因、级别、处置措施、整改措施等，重大事件需提供事件调查评估报告。</w:t>
             </w:r>
           </w:p>
         </w:tc>
@@ -10958,28 +10792,15 @@
         </w:tc>
         <w:tc>
           <w:tcPr>
-            <w:tcW w:w="10879" w:type="dxa"/>
-            <w:vAlign w:val="center"/>
-          </w:tcPr>
-          <w:p>
-            <w:r>
-              <w:rPr>
-                <w:rFonts w:hint="eastAsia"/>
-              </w:rPr>
-              <w:t>实际环境中通过检测工具、监测系统、日志审计等</w:t>
-            </w:r>
-            <w:r>
-              <w:rPr>
-                <w:rFonts w:hint="eastAsia"/>
-                <w:lang w:val="en-US" w:eastAsia="zh-CN"/>
-              </w:rPr>
-              <w:t>未</w:t>
-            </w:r>
-            <w:r>
-              <w:rPr>
-                <w:rFonts w:hint="eastAsia"/>
-              </w:rPr>
-              <w:t>发现威胁。</w:t>
+            <w:tcW w:w="3836" w:type="pct"/>
+            <w:vAlign w:val="center"/>
+          </w:tcPr>
+          <w:p>
+            <w:r>
+              <w:rPr>
+                <w:rFonts w:hint="eastAsia"/>
+              </w:rPr>
+              <w:t>实际环境中通过检测工具、监测系统、日志审计等发现的威胁。</w:t>
             </w:r>
           </w:p>
         </w:tc>
@@ -11022,28 +10843,23 @@
         </w:tc>
         <w:tc>
           <w:tcPr>
-            <w:tcW w:w="10879" w:type="dxa"/>
-            <w:vAlign w:val="center"/>
-          </w:tcPr>
-          <w:p>
-            <w:r>
-              <w:rPr>
-                <w:rFonts w:hint="eastAsia"/>
-              </w:rPr>
-              <w:t>近期</w:t>
-            </w:r>
-            <w:r>
-              <w:rPr>
-                <w:rFonts w:hint="eastAsia"/>
-                <w:lang w:val="en-US" w:eastAsia="zh-CN"/>
-              </w:rPr>
-              <w:t>无</w:t>
-            </w:r>
-            <w:r>
-              <w:rPr>
-                <w:rFonts w:hint="eastAsia"/>
-              </w:rPr>
-              <w:t>公开发布的社会或特定行业威胁事件、威胁预警。</w:t>
+            <w:tcW w:w="3836" w:type="pct"/>
+            <w:vAlign w:val="center"/>
+          </w:tcPr>
+          <w:p>
+            <w:bookmarkStart w:id="4" w:name="OLE_LINK109"/>
+            <w:r>
+              <w:rPr>
+                <w:rFonts w:hint="eastAsia"/>
+              </w:rPr>
+              <w:t>近期公开发布的社会或特定行业威胁事件、威胁预警</w:t>
+            </w:r>
+            <w:bookmarkEnd w:id="4"/>
+            <w:r>
+              <w:rPr>
+                <w:rFonts w:hint="eastAsia"/>
+              </w:rPr>
+              <w:t>。</w:t>
             </w:r>
           </w:p>
         </w:tc>
@@ -11086,27 +10902,27 @@
         </w:tc>
         <w:tc>
           <w:tcPr>
-            <w:tcW w:w="10879" w:type="dxa"/>
-            <w:vAlign w:val="center"/>
-          </w:tcPr>
-          <w:p>
-            <w:r>
-              <w:rPr>
-                <w:rFonts w:hint="eastAsia"/>
-                <w:lang w:val="en-US" w:eastAsia="zh-CN"/>
-              </w:rPr>
-              <w:t>无</w:t>
-            </w:r>
-            <w:r>
-              <w:rPr>
-                <w:rFonts w:hint="eastAsia"/>
-              </w:rPr>
-              <w:t>其他可能面临的数据泄露、窃取、篡改、破坏/损毁、丢失、滥用、非法获取、非法利用、非法提供等安全威胁。</w:t>
+            <w:tcW w:w="3836" w:type="pct"/>
+            <w:vAlign w:val="center"/>
+          </w:tcPr>
+          <w:p>
+            <w:bookmarkStart w:id="5" w:name="OLE_LINK110"/>
+            <w:r>
+              <w:rPr>
+                <w:rFonts w:hint="eastAsia"/>
+              </w:rPr>
+              <w:t>其他可能面临的数据泄露、窃取、篡改、破坏/损毁、丢失、滥用、非法获取、非法利用、非法提供等安全威胁</w:t>
+            </w:r>
+            <w:bookmarkEnd w:id="5"/>
+            <w:r>
+              <w:rPr>
+                <w:rFonts w:hint="eastAsia"/>
+              </w:rPr>
+              <w:t>。</w:t>
             </w:r>
           </w:p>
         </w:tc>
       </w:tr>
-      <w:bookmarkEnd w:id="2"/>
     </w:tbl>
     <w:p/>
     <w:sectPr>
@@ -11290,6 +11106,18 @@
 <file path=word/numbering.xml><?xml version="1.0" encoding="utf-8"?>
 <w:numbering xmlns:wpc="http://schemas.microsoft.com/office/word/2010/wordprocessingCanvas" xmlns:mc="http://schemas.openxmlformats.org/markup-compatibility/2006" xmlns:o="urn:schemas-microsoft-com:office:office" xmlns:r="http://schemas.openxmlformats.org/officeDocument/2006/relationships" xmlns:m="http://schemas.openxmlformats.org/officeDocument/2006/math" xmlns:v="urn:schemas-microsoft-com:vml" xmlns:wp14="http://schemas.microsoft.com/office/word/2010/wordprocessingDrawing" xmlns:wp="http://schemas.openxmlformats.org/drawingml/2006/wordprocessingDrawing" xmlns:w10="urn:schemas-microsoft-com:office:word" xmlns:w="http://schemas.openxmlformats.org/wordprocessingml/2006/main" xmlns:w14="http://schemas.microsoft.com/office/word/2010/wordml" xmlns:wpg="http://schemas.microsoft.com/office/word/2010/wordprocessingGroup" xmlns:wpi="http://schemas.microsoft.com/office/word/2010/wordprocessingInk" xmlns:wne="http://schemas.microsoft.com/office/word/2006/wordml" xmlns:wps="http://schemas.microsoft.com/office/word/2010/wordprocessingShape" xmlns:wpsCustomData="http://www.wps.cn/officeDocument/2013/wpsCustomData" mc:Ignorable="w14 wp14">
   <w:abstractNum w:abstractNumId="0">
+    <w:nsid w:val="BD1E40A1"/>
+    <w:multiLevelType w:val="singleLevel"/>
+    <w:tmpl w:val="BD1E40A1"/>
+    <w:lvl w:ilvl="0" w:tentative="0">
+      <w:start w:val="6"/>
+      <w:numFmt w:val="decimal"/>
+      <w:suff w:val="nothing"/>
+      <w:lvlText w:val="%1）"/>
+      <w:lvlJc w:val="left"/>
+    </w:lvl>
+  </w:abstractNum>
+  <w:abstractNum w:abstractNumId="1">
     <w:nsid w:val="427716A8"/>
     <w:multiLevelType w:val="multilevel"/>
     <w:tmpl w:val="427716A8"/>
@@ -11379,6 +11207,9 @@
     </w:lvl>
   </w:abstractNum>
   <w:num w:numId="1">
+    <w:abstractNumId w:val="1"/>
+  </w:num>
+  <w:num w:numId="2">
     <w:abstractNumId w:val="0"/>
   </w:num>
 </w:numbering>
